--- a/tests_output/PROVA_PAP-A.docx
+++ b/tests_output/PROVA_PAP-A.docx
@@ -4,6 +4,30 @@
   <w:body>
     <w:p>
       <w:pPr>
+        <w:pStyle w:val="Title"/>
+        <w:keepNext w:val="false"/>
+        <w:keepLines w:val="false"/>
+        <w:pageBreakBefore w:val="false"/>
+        <w:widowControl w:val="false"/>
+        <w:shd w:val="clear" w:fill="auto"/>
+        <w:spacing w:lineRule="auto" w:line="276" w:before="0" w:after="0"/>
+        <w:ind w:hanging="0" w:left="0" w:right="0"/>
+        <w:jc w:val="left"/>
+        <w:rPr>
+          <w:rFonts w:ascii="Arial" w:hAnsi="Arial" w:eastAsia="Arial" w:cs="Arial"/>
+          <w:b w:val="false"/>
+          <w:i w:val="false"/>
+          <w:caps w:val="false"/>
+          <w:smallCaps w:val="false"/>
+          <w:strike w:val="false"/>
+          <w:dstrike w:val="false"/>
+          <w:color w:val="000000"/>
+          <w:position w:val="0"/>
+          <w:sz w:val="22"/>
+          <w:szCs w:val="22"/>
+          <w:u w:val="none"/>
+          <w:vertAlign w:val="baseline"/>
+        </w:rPr>
         <w:sectPr>
           <w:type w:val="nextPage"/>
           <w:pgSz w:w="11906" w:h="16838"/>
@@ -13,32 +37,6 @@
           <w:textDirection w:val="lrTb"/>
           <w:docGrid w:type="default" w:linePitch="100" w:charSpace="0"/>
         </w:sectPr>
-        <w:pStyle w:val="Title"/>
-        <w:keepNext w:val="false"/>
-        <w:keepLines w:val="false"/>
-        <w:pageBreakBefore w:val="false"/>
-        <w:widowControl w:val="false"/>
-        <w:shd w:val="clear" w:fill="auto"/>
-        <w:spacing w:lineRule="auto" w:line="276" w:before="0" w:after="0"/>
-        <w:ind w:hanging="0" w:left="0" w:right="0"/>
-        <w:jc w:val="left"/>
-        <w:rPr>
-          <w:rFonts w:ascii="Arial" w:hAnsi="Arial" w:eastAsia="Arial" w:cs="Arial"/>
-          <w:b w:val="false"/>
-          <w:i w:val="false"/>
-          <w:i w:val="false"/>
-          <w:caps w:val="false"/>
-          <w:smallCaps w:val="false"/>
-          <w:strike w:val="false"/>
-          <w:dstrike w:val="false"/>
-          <w:color w:val="000000"/>
-          <w:position w:val="0"/>
-          <w:sz w:val="22"/>
-          <w:sz w:val="22"/>
-          <w:szCs w:val="22"/>
-          <w:u w:val="none"/>
-          <w:vertAlign w:val="baseline"/>
-        </w:rPr>
       </w:pPr>
       <w:bookmarkStart w:id="0" w:name="_f3jel3rrkx69"/>
       <w:bookmarkEnd w:id="0"/>
@@ -54,7 +52,6 @@
           <w:color w:val="000000"/>
           <w:position w:val="0"/>
           <w:sz w:val="52"/>
-          <w:sz w:val="52"/>
           <w:szCs w:val="52"/>
           <w:u w:val="none"/>
           <w:shd w:fill="auto" w:val="clear"/>
@@ -76,7 +73,31 @@
           <w:sz w:val="24"/>
           <w:szCs w:val="24"/>
         </w:rPr>
-        <w:t xml:space="preserve">CURSO DE FORMAÇÃO TÉCNICO-PROFISSIONAL - PAPILOSCOPISTA POLICIAL: 009/2025</w:t>
+        <w:t xml:space="preserve">CURSO DE FORMAÇÃO TÉCNICO-PROFISSIONAL - PAPILOSCOPISTA POLICIAL: 0</w:t>
+      </w:r>
+      <w:r>
+        <w:rPr>
+          <w:b/>
+          <w:sz w:val="24"/>
+          <w:szCs w:val="24"/>
+        </w:rPr>
+        <w:t>11</w:t>
+      </w:r>
+      <w:r>
+        <w:rPr>
+          <w:b/>
+          <w:sz w:val="24"/>
+          <w:szCs w:val="24"/>
+        </w:rPr>
+        <w:t>/202</w:t>
+      </w:r>
+      <w:r>
+        <w:rPr>
+          <w:b/>
+          <w:sz w:val="24"/>
+          <w:szCs w:val="24"/>
+        </w:rPr>
+        <w:t>6</w:t>
       </w:r>
     </w:p>
     <w:p>
@@ -827,13 +848,27 @@
         <w:jc w:val="both"/>
         <w:rPr>
           <w:i/>
+        </w:rPr>
+      </w:pPr>
+      <w:r>
+        <w:rPr>
           <w:i/>
         </w:rPr>
-      </w:pPr>
-      <w:r>
+      </w:r>
+    </w:p>
+    <w:p>
+      <w:pPr>
+        <w:pStyle w:val="normal1"/>
+        <w:spacing w:lineRule="auto" w:line="240"/>
+        <w:jc w:val="both"/>
         <w:rPr>
           <w:i/>
         </w:rPr>
+      </w:pPr>
+      <w:r>
+        <w:rPr>
+          <w:i/>
+        </w:rPr>
       </w:r>
     </w:p>
     <w:p>
@@ -843,13 +878,27 @@
         <w:jc w:val="both"/>
         <w:rPr>
           <w:i/>
+        </w:rPr>
+      </w:pPr>
+      <w:r>
+        <w:rPr>
           <w:i/>
         </w:rPr>
-      </w:pPr>
-      <w:r>
+      </w:r>
+    </w:p>
+    <w:p>
+      <w:pPr>
+        <w:pStyle w:val="normal1"/>
+        <w:spacing w:lineRule="auto" w:line="240"/>
+        <w:jc w:val="both"/>
         <w:rPr>
           <w:i/>
         </w:rPr>
+      </w:pPr>
+      <w:r>
+        <w:rPr>
+          <w:i/>
+        </w:rPr>
       </w:r>
     </w:p>
     <w:p>
@@ -859,13 +908,27 @@
         <w:jc w:val="both"/>
         <w:rPr>
           <w:i/>
+        </w:rPr>
+      </w:pPr>
+      <w:r>
+        <w:rPr>
           <w:i/>
         </w:rPr>
-      </w:pPr>
-      <w:r>
+      </w:r>
+    </w:p>
+    <w:p>
+      <w:pPr>
+        <w:pStyle w:val="normal1"/>
+        <w:spacing w:lineRule="auto" w:line="240"/>
+        <w:jc w:val="both"/>
         <w:rPr>
           <w:i/>
         </w:rPr>
+      </w:pPr>
+      <w:r>
+        <w:rPr>
+          <w:i/>
+        </w:rPr>
       </w:r>
     </w:p>
     <w:p>
@@ -875,13 +938,27 @@
         <w:jc w:val="both"/>
         <w:rPr>
           <w:i/>
+        </w:rPr>
+      </w:pPr>
+      <w:r>
+        <w:rPr>
           <w:i/>
         </w:rPr>
-      </w:pPr>
-      <w:r>
+      </w:r>
+    </w:p>
+    <w:p>
+      <w:pPr>
+        <w:pStyle w:val="normal1"/>
+        <w:spacing w:lineRule="auto" w:line="240"/>
+        <w:jc w:val="both"/>
         <w:rPr>
           <w:i/>
         </w:rPr>
+      </w:pPr>
+      <w:r>
+        <w:rPr>
+          <w:i/>
+        </w:rPr>
       </w:r>
     </w:p>
     <w:p>
@@ -891,13 +968,27 @@
         <w:jc w:val="both"/>
         <w:rPr>
           <w:i/>
+        </w:rPr>
+      </w:pPr>
+      <w:r>
+        <w:rPr>
           <w:i/>
         </w:rPr>
-      </w:pPr>
-      <w:r>
+      </w:r>
+    </w:p>
+    <w:p>
+      <w:pPr>
+        <w:pStyle w:val="normal1"/>
+        <w:spacing w:lineRule="auto" w:line="240"/>
+        <w:jc w:val="both"/>
         <w:rPr>
           <w:i/>
         </w:rPr>
+      </w:pPr>
+      <w:r>
+        <w:rPr>
+          <w:i/>
+        </w:rPr>
       </w:r>
     </w:p>
     <w:p>
@@ -907,13 +998,12 @@
         <w:jc w:val="both"/>
         <w:rPr>
           <w:i/>
+        </w:rPr>
+      </w:pPr>
+      <w:r>
+        <w:rPr>
           <w:i/>
         </w:rPr>
-      </w:pPr>
-      <w:r>
-        <w:rPr>
-          <w:i/>
-        </w:rPr>
       </w:r>
     </w:p>
     <w:p>
@@ -922,87 +1012,6 @@
         <w:spacing w:lineRule="auto" w:line="240"/>
         <w:jc w:val="both"/>
         <w:rPr>
-          <w:i/>
-          <w:i/>
-        </w:rPr>
-      </w:pPr>
-      <w:r>
-        <w:rPr>
-          <w:i/>
-        </w:rPr>
-      </w:r>
-    </w:p>
-    <w:p>
-      <w:pPr>
-        <w:pStyle w:val="normal1"/>
-        <w:spacing w:lineRule="auto" w:line="240"/>
-        <w:jc w:val="both"/>
-        <w:rPr>
-          <w:i/>
-          <w:i/>
-        </w:rPr>
-      </w:pPr>
-      <w:r>
-        <w:rPr>
-          <w:i/>
-        </w:rPr>
-      </w:r>
-    </w:p>
-    <w:p>
-      <w:pPr>
-        <w:pStyle w:val="normal1"/>
-        <w:spacing w:lineRule="auto" w:line="240"/>
-        <w:jc w:val="both"/>
-        <w:rPr>
-          <w:i/>
-          <w:i/>
-        </w:rPr>
-      </w:pPr>
-      <w:r>
-        <w:rPr>
-          <w:i/>
-        </w:rPr>
-      </w:r>
-    </w:p>
-    <w:p>
-      <w:pPr>
-        <w:pStyle w:val="normal1"/>
-        <w:spacing w:lineRule="auto" w:line="240"/>
-        <w:jc w:val="both"/>
-        <w:rPr>
-          <w:i/>
-          <w:i/>
-        </w:rPr>
-      </w:pPr>
-      <w:r>
-        <w:rPr>
-          <w:i/>
-        </w:rPr>
-      </w:r>
-    </w:p>
-    <w:p>
-      <w:pPr>
-        <w:pStyle w:val="normal1"/>
-        <w:spacing w:lineRule="auto" w:line="240"/>
-        <w:jc w:val="both"/>
-        <w:rPr>
-          <w:i/>
-          <w:i/>
-        </w:rPr>
-      </w:pPr>
-      <w:r>
-        <w:rPr>
-          <w:i/>
-        </w:rPr>
-      </w:r>
-    </w:p>
-    <w:p>
-      <w:pPr>
-        <w:pStyle w:val="normal1"/>
-        <w:spacing w:lineRule="auto" w:line="240"/>
-        <w:jc w:val="both"/>
-        <w:rPr>
-          <w:i/>
           <w:i/>
           <w:sz w:val="24"/>
           <w:szCs w:val="24"/>
@@ -1257,16 +1266,16 @@
         <w:gridCol w:w="554"/>
         <w:gridCol w:w="561"/>
         <w:gridCol w:w="553"/>
-        <w:gridCol w:w="560"/>
+        <w:gridCol w:w="561"/>
         <w:gridCol w:w="557"/>
         <w:gridCol w:w="554"/>
-        <w:gridCol w:w="558"/>
+        <w:gridCol w:w="559"/>
+        <w:gridCol w:w="555"/>
+        <w:gridCol w:w="554"/>
+        <w:gridCol w:w="561"/>
         <w:gridCol w:w="556"/>
-        <w:gridCol w:w="553"/>
-        <w:gridCol w:w="560"/>
-        <w:gridCol w:w="557"/>
         <w:gridCol w:w="554"/>
-        <w:gridCol w:w="610"/>
+        <w:gridCol w:w="611"/>
       </w:tblGrid>
       <w:tr>
         <w:trPr>
@@ -1274,7 +1283,7 @@
         </w:trPr>
         <w:tc>
           <w:tcPr>
-            <w:tcW w:w="11172" w:type="dxa"/>
+            <w:tcW w:w="11175" w:type="dxa"/>
             <w:gridSpan w:val="20"/>
             <w:tcBorders>
               <w:top w:val="single" w:sz="8" w:space="0" w:color="000000"/>
@@ -1603,7 +1612,7 @@
         </w:tc>
         <w:tc>
           <w:tcPr>
-            <w:tcW w:w="560" w:type="dxa"/>
+            <w:tcW w:w="561" w:type="dxa"/>
             <w:tcBorders>
               <w:top w:val="single" w:sz="8" w:space="0" w:color="000000"/>
               <w:left w:val="single" w:sz="8" w:space="0" w:color="000000"/>
@@ -1690,7 +1699,7 @@
         </w:tc>
         <w:tc>
           <w:tcPr>
-            <w:tcW w:w="558" w:type="dxa"/>
+            <w:tcW w:w="559" w:type="dxa"/>
             <w:tcBorders>
               <w:top w:val="single" w:sz="8" w:space="0" w:color="000000"/>
               <w:left w:val="single" w:sz="8" w:space="0" w:color="000000"/>
@@ -1719,7 +1728,7 @@
         </w:tc>
         <w:tc>
           <w:tcPr>
-            <w:tcW w:w="556" w:type="dxa"/>
+            <w:tcW w:w="555" w:type="dxa"/>
             <w:tcBorders>
               <w:top w:val="single" w:sz="8" w:space="0" w:color="000000"/>
               <w:left w:val="single" w:sz="8" w:space="0" w:color="000000"/>
@@ -1748,7 +1757,7 @@
         </w:tc>
         <w:tc>
           <w:tcPr>
-            <w:tcW w:w="553" w:type="dxa"/>
+            <w:tcW w:w="554" w:type="dxa"/>
             <w:tcBorders>
               <w:top w:val="single" w:sz="8" w:space="0" w:color="000000"/>
               <w:left w:val="single" w:sz="8" w:space="0" w:color="000000"/>
@@ -1777,7 +1786,7 @@
         </w:tc>
         <w:tc>
           <w:tcPr>
-            <w:tcW w:w="560" w:type="dxa"/>
+            <w:tcW w:w="561" w:type="dxa"/>
             <w:tcBorders>
               <w:top w:val="single" w:sz="8" w:space="0" w:color="000000"/>
               <w:left w:val="single" w:sz="8" w:space="0" w:color="000000"/>
@@ -1806,7 +1815,7 @@
         </w:tc>
         <w:tc>
           <w:tcPr>
-            <w:tcW w:w="557" w:type="dxa"/>
+            <w:tcW w:w="556" w:type="dxa"/>
             <w:tcBorders>
               <w:top w:val="single" w:sz="8" w:space="0" w:color="000000"/>
               <w:left w:val="single" w:sz="8" w:space="0" w:color="000000"/>
@@ -1864,7 +1873,7 @@
         </w:tc>
         <w:tc>
           <w:tcPr>
-            <w:tcW w:w="610" w:type="dxa"/>
+            <w:tcW w:w="611" w:type="dxa"/>
             <w:tcBorders>
               <w:top w:val="single" w:sz="8" w:space="0" w:color="000000"/>
               <w:left w:val="single" w:sz="8" w:space="0" w:color="000000"/>
@@ -2188,7 +2197,7 @@
         </w:tc>
         <w:tc>
           <w:tcPr>
-            <w:tcW w:w="560" w:type="dxa"/>
+            <w:tcW w:w="561" w:type="dxa"/>
             <w:tcBorders>
               <w:top w:val="single" w:sz="8" w:space="0" w:color="000000"/>
               <w:left w:val="single" w:sz="8" w:space="0" w:color="000000"/>
@@ -2275,7 +2284,7 @@
         </w:tc>
         <w:tc>
           <w:tcPr>
-            <w:tcW w:w="558" w:type="dxa"/>
+            <w:tcW w:w="559" w:type="dxa"/>
             <w:tcBorders>
               <w:top w:val="single" w:sz="8" w:space="0" w:color="000000"/>
               <w:left w:val="single" w:sz="8" w:space="0" w:color="000000"/>
@@ -2304,7 +2313,7 @@
         </w:tc>
         <w:tc>
           <w:tcPr>
-            <w:tcW w:w="556" w:type="dxa"/>
+            <w:tcW w:w="555" w:type="dxa"/>
             <w:tcBorders>
               <w:top w:val="single" w:sz="8" w:space="0" w:color="000000"/>
               <w:left w:val="single" w:sz="8" w:space="0" w:color="000000"/>
@@ -2333,7 +2342,7 @@
         </w:tc>
         <w:tc>
           <w:tcPr>
-            <w:tcW w:w="553" w:type="dxa"/>
+            <w:tcW w:w="554" w:type="dxa"/>
             <w:tcBorders>
               <w:top w:val="single" w:sz="8" w:space="0" w:color="000000"/>
               <w:left w:val="single" w:sz="8" w:space="0" w:color="000000"/>
@@ -2362,7 +2371,7 @@
         </w:tc>
         <w:tc>
           <w:tcPr>
-            <w:tcW w:w="560" w:type="dxa"/>
+            <w:tcW w:w="561" w:type="dxa"/>
             <w:tcBorders>
               <w:top w:val="single" w:sz="8" w:space="0" w:color="000000"/>
               <w:left w:val="single" w:sz="8" w:space="0" w:color="000000"/>
@@ -2391,7 +2400,7 @@
         </w:tc>
         <w:tc>
           <w:tcPr>
-            <w:tcW w:w="557" w:type="dxa"/>
+            <w:tcW w:w="556" w:type="dxa"/>
             <w:tcBorders>
               <w:top w:val="single" w:sz="8" w:space="0" w:color="000000"/>
               <w:left w:val="single" w:sz="8" w:space="0" w:color="000000"/>
@@ -2449,7 +2458,7 @@
         </w:tc>
         <w:tc>
           <w:tcPr>
-            <w:tcW w:w="610" w:type="dxa"/>
+            <w:tcW w:w="611" w:type="dxa"/>
             <w:tcBorders>
               <w:top w:val="single" w:sz="8" w:space="0" w:color="000000"/>
               <w:left w:val="single" w:sz="8" w:space="0" w:color="000000"/>
@@ -2773,7 +2782,7 @@
         </w:tc>
         <w:tc>
           <w:tcPr>
-            <w:tcW w:w="560" w:type="dxa"/>
+            <w:tcW w:w="561" w:type="dxa"/>
             <w:tcBorders>
               <w:top w:val="single" w:sz="8" w:space="0" w:color="000000"/>
               <w:left w:val="single" w:sz="8" w:space="0" w:color="000000"/>
@@ -2860,7 +2869,7 @@
         </w:tc>
         <w:tc>
           <w:tcPr>
-            <w:tcW w:w="558" w:type="dxa"/>
+            <w:tcW w:w="559" w:type="dxa"/>
             <w:tcBorders>
               <w:top w:val="single" w:sz="8" w:space="0" w:color="000000"/>
               <w:left w:val="single" w:sz="8" w:space="0" w:color="000000"/>
@@ -2889,7 +2898,7 @@
         </w:tc>
         <w:tc>
           <w:tcPr>
-            <w:tcW w:w="556" w:type="dxa"/>
+            <w:tcW w:w="555" w:type="dxa"/>
             <w:tcBorders>
               <w:top w:val="single" w:sz="8" w:space="0" w:color="000000"/>
               <w:left w:val="single" w:sz="8" w:space="0" w:color="000000"/>
@@ -2918,7 +2927,7 @@
         </w:tc>
         <w:tc>
           <w:tcPr>
-            <w:tcW w:w="553" w:type="dxa"/>
+            <w:tcW w:w="554" w:type="dxa"/>
             <w:tcBorders>
               <w:top w:val="single" w:sz="8" w:space="0" w:color="000000"/>
               <w:left w:val="single" w:sz="8" w:space="0" w:color="000000"/>
@@ -2947,7 +2956,7 @@
         </w:tc>
         <w:tc>
           <w:tcPr>
-            <w:tcW w:w="560" w:type="dxa"/>
+            <w:tcW w:w="561" w:type="dxa"/>
             <w:tcBorders>
               <w:top w:val="single" w:sz="8" w:space="0" w:color="000000"/>
               <w:left w:val="single" w:sz="8" w:space="0" w:color="000000"/>
@@ -2976,7 +2985,7 @@
         </w:tc>
         <w:tc>
           <w:tcPr>
-            <w:tcW w:w="557" w:type="dxa"/>
+            <w:tcW w:w="556" w:type="dxa"/>
             <w:tcBorders>
               <w:top w:val="single" w:sz="8" w:space="0" w:color="000000"/>
               <w:left w:val="single" w:sz="8" w:space="0" w:color="000000"/>
@@ -3034,7 +3043,7 @@
         </w:tc>
         <w:tc>
           <w:tcPr>
-            <w:tcW w:w="610" w:type="dxa"/>
+            <w:tcW w:w="611" w:type="dxa"/>
             <w:tcBorders>
               <w:top w:val="single" w:sz="8" w:space="0" w:color="000000"/>
               <w:left w:val="single" w:sz="8" w:space="0" w:color="000000"/>
@@ -3358,7 +3367,7 @@
         </w:tc>
         <w:tc>
           <w:tcPr>
-            <w:tcW w:w="560" w:type="dxa"/>
+            <w:tcW w:w="561" w:type="dxa"/>
             <w:tcBorders>
               <w:top w:val="single" w:sz="8" w:space="0" w:color="000000"/>
               <w:left w:val="single" w:sz="8" w:space="0" w:color="000000"/>
@@ -3445,7 +3454,7 @@
         </w:tc>
         <w:tc>
           <w:tcPr>
-            <w:tcW w:w="558" w:type="dxa"/>
+            <w:tcW w:w="559" w:type="dxa"/>
             <w:tcBorders>
               <w:top w:val="single" w:sz="8" w:space="0" w:color="000000"/>
               <w:left w:val="single" w:sz="8" w:space="0" w:color="000000"/>
@@ -3474,7 +3483,7 @@
         </w:tc>
         <w:tc>
           <w:tcPr>
-            <w:tcW w:w="556" w:type="dxa"/>
+            <w:tcW w:w="555" w:type="dxa"/>
             <w:tcBorders>
               <w:top w:val="single" w:sz="8" w:space="0" w:color="000000"/>
               <w:left w:val="single" w:sz="8" w:space="0" w:color="000000"/>
@@ -3503,7 +3512,7 @@
         </w:tc>
         <w:tc>
           <w:tcPr>
-            <w:tcW w:w="553" w:type="dxa"/>
+            <w:tcW w:w="554" w:type="dxa"/>
             <w:tcBorders>
               <w:top w:val="single" w:sz="8" w:space="0" w:color="000000"/>
               <w:left w:val="single" w:sz="8" w:space="0" w:color="000000"/>
@@ -3532,7 +3541,7 @@
         </w:tc>
         <w:tc>
           <w:tcPr>
-            <w:tcW w:w="560" w:type="dxa"/>
+            <w:tcW w:w="561" w:type="dxa"/>
             <w:tcBorders>
               <w:top w:val="single" w:sz="8" w:space="0" w:color="000000"/>
               <w:left w:val="single" w:sz="8" w:space="0" w:color="000000"/>
@@ -3561,7 +3570,7 @@
         </w:tc>
         <w:tc>
           <w:tcPr>
-            <w:tcW w:w="557" w:type="dxa"/>
+            <w:tcW w:w="556" w:type="dxa"/>
             <w:tcBorders>
               <w:top w:val="single" w:sz="8" w:space="0" w:color="000000"/>
               <w:left w:val="single" w:sz="8" w:space="0" w:color="000000"/>
@@ -3619,7 +3628,7 @@
         </w:tc>
         <w:tc>
           <w:tcPr>
-            <w:tcW w:w="610" w:type="dxa"/>
+            <w:tcW w:w="611" w:type="dxa"/>
             <w:tcBorders>
               <w:top w:val="single" w:sz="8" w:space="0" w:color="000000"/>
               <w:left w:val="single" w:sz="8" w:space="0" w:color="000000"/>
@@ -3943,7 +3952,7 @@
         </w:tc>
         <w:tc>
           <w:tcPr>
-            <w:tcW w:w="560" w:type="dxa"/>
+            <w:tcW w:w="561" w:type="dxa"/>
             <w:tcBorders>
               <w:top w:val="single" w:sz="8" w:space="0" w:color="000000"/>
               <w:left w:val="single" w:sz="8" w:space="0" w:color="000000"/>
@@ -4030,7 +4039,7 @@
         </w:tc>
         <w:tc>
           <w:tcPr>
-            <w:tcW w:w="558" w:type="dxa"/>
+            <w:tcW w:w="559" w:type="dxa"/>
             <w:tcBorders>
               <w:top w:val="single" w:sz="8" w:space="0" w:color="000000"/>
               <w:left w:val="single" w:sz="8" w:space="0" w:color="000000"/>
@@ -4059,7 +4068,7 @@
         </w:tc>
         <w:tc>
           <w:tcPr>
-            <w:tcW w:w="556" w:type="dxa"/>
+            <w:tcW w:w="555" w:type="dxa"/>
             <w:tcBorders>
               <w:top w:val="single" w:sz="8" w:space="0" w:color="000000"/>
               <w:left w:val="single" w:sz="8" w:space="0" w:color="000000"/>
@@ -4088,7 +4097,7 @@
         </w:tc>
         <w:tc>
           <w:tcPr>
-            <w:tcW w:w="553" w:type="dxa"/>
+            <w:tcW w:w="554" w:type="dxa"/>
             <w:tcBorders>
               <w:top w:val="single" w:sz="8" w:space="0" w:color="000000"/>
               <w:left w:val="single" w:sz="8" w:space="0" w:color="000000"/>
@@ -4117,7 +4126,7 @@
         </w:tc>
         <w:tc>
           <w:tcPr>
-            <w:tcW w:w="560" w:type="dxa"/>
+            <w:tcW w:w="561" w:type="dxa"/>
             <w:tcBorders>
               <w:top w:val="single" w:sz="8" w:space="0" w:color="000000"/>
               <w:left w:val="single" w:sz="8" w:space="0" w:color="000000"/>
@@ -4146,7 +4155,7 @@
         </w:tc>
         <w:tc>
           <w:tcPr>
-            <w:tcW w:w="557" w:type="dxa"/>
+            <w:tcW w:w="556" w:type="dxa"/>
             <w:tcBorders>
               <w:top w:val="single" w:sz="8" w:space="0" w:color="000000"/>
               <w:left w:val="single" w:sz="8" w:space="0" w:color="000000"/>
@@ -4204,7 +4213,7 @@
         </w:tc>
         <w:tc>
           <w:tcPr>
-            <w:tcW w:w="610" w:type="dxa"/>
+            <w:tcW w:w="611" w:type="dxa"/>
             <w:tcBorders>
               <w:top w:val="single" w:sz="8" w:space="0" w:color="000000"/>
               <w:left w:val="single" w:sz="8" w:space="0" w:color="000000"/>
@@ -19985,7 +19994,7 @@
         <w:color w:val="666666"/>
       </w:rPr>
       <w:drawing>
-        <wp:anchor behindDoc="1" distT="114300" distB="114300" distL="114300" distR="114300" simplePos="0" locked="0" layoutInCell="0" allowOverlap="1" relativeHeight="4">
+        <wp:anchor distT="114300" distB="114300" distL="114300" distR="114300" simplePos="0" relativeHeight="4" behindDoc="1" locked="0" layoutInCell="0" allowOverlap="1">
           <wp:simplePos x="0" y="0"/>
           <wp:positionH relativeFrom="column">
             <wp:posOffset>2381250</wp:posOffset>
@@ -19996,7 +20005,7 @@
           <wp:extent cx="1004570" cy="286385"/>
           <wp:effectExtent l="0" t="0" r="0" b="0"/>
           <wp:wrapTopAndBottom/>
-          <wp:docPr id="3" name="Image3" descr=""/>
+          <wp:docPr id="3" name="Image3"/>
           <wp:cNvGraphicFramePr>
             <a:graphicFrameLocks xmlns:a="http://schemas.openxmlformats.org/drawingml/2006/main" noChangeAspect="1"/>
           </wp:cNvGraphicFramePr>
@@ -20004,7 +20013,7 @@
             <a:graphicData uri="http://schemas.openxmlformats.org/drawingml/2006/picture">
               <pic:pic xmlns:pic="http://schemas.openxmlformats.org/drawingml/2006/picture">
                 <pic:nvPicPr>
-                  <pic:cNvPr id="3" name="Image3" descr=""/>
+                  <pic:cNvPr id="3" name="Image3"/>
                   <pic:cNvPicPr>
                     <a:picLocks noChangeAspect="1" noChangeArrowheads="1"/>
                   </pic:cNvPicPr>
@@ -20121,33 +20130,33 @@
     </w:r>
     <w:r>
       <w:rPr>
+        <w:color w:val="666666"/>
         <w:sz w:val="20"/>
         <w:szCs w:val="20"/>
-        <w:color w:val="666666"/>
       </w:rPr>
       <w:instrText xml:space="preserve"> PAGE </w:instrText>
     </w:r>
     <w:r>
       <w:rPr>
+        <w:color w:val="666666"/>
         <w:sz w:val="20"/>
         <w:szCs w:val="20"/>
-        <w:color w:val="666666"/>
       </w:rPr>
       <w:fldChar w:fldCharType="separate"/>
     </w:r>
     <w:r>
       <w:rPr>
+        <w:color w:val="666666"/>
         <w:sz w:val="20"/>
         <w:szCs w:val="20"/>
-        <w:color w:val="666666"/>
       </w:rPr>
       <w:t>2</w:t>
     </w:r>
     <w:r>
       <w:rPr>
+        <w:color w:val="666666"/>
         <w:sz w:val="20"/>
         <w:szCs w:val="20"/>
-        <w:color w:val="666666"/>
       </w:rPr>
       <w:fldChar w:fldCharType="end"/>
     </w:r>
@@ -20190,7 +20199,7 @@
         <w:color w:val="666666"/>
       </w:rPr>
       <w:drawing>
-        <wp:anchor behindDoc="1" distT="114300" distB="114300" distL="114300" distR="114300" simplePos="0" locked="0" layoutInCell="0" allowOverlap="1" relativeHeight="5">
+        <wp:anchor distT="114300" distB="114300" distL="114300" distR="114300" simplePos="0" relativeHeight="5" behindDoc="1" locked="0" layoutInCell="0" allowOverlap="1">
           <wp:simplePos x="0" y="0"/>
           <wp:positionH relativeFrom="column">
             <wp:posOffset>2353945</wp:posOffset>
@@ -20201,7 +20210,7 @@
           <wp:extent cx="1004570" cy="286385"/>
           <wp:effectExtent l="0" t="0" r="0" b="0"/>
           <wp:wrapTopAndBottom/>
-          <wp:docPr id="4" name="image2.png" descr=""/>
+          <wp:docPr id="4" name="image2.png"/>
           <wp:cNvGraphicFramePr>
             <a:graphicFrameLocks xmlns:a="http://schemas.openxmlformats.org/drawingml/2006/main" noChangeAspect="1"/>
           </wp:cNvGraphicFramePr>
@@ -20209,7 +20218,7 @@
             <a:graphicData uri="http://schemas.openxmlformats.org/drawingml/2006/picture">
               <pic:pic xmlns:pic="http://schemas.openxmlformats.org/drawingml/2006/picture">
                 <pic:nvPicPr>
-                  <pic:cNvPr id="4" name="image2.png" descr=""/>
+                  <pic:cNvPr id="4" name="image2.png"/>
                   <pic:cNvPicPr>
                     <a:picLocks noChangeAspect="1" noChangeArrowheads="1"/>
                   </pic:cNvPicPr>
@@ -20373,33 +20382,33 @@
     </w:r>
     <w:r>
       <w:rPr>
+        <w:color w:val="666666"/>
         <w:sz w:val="20"/>
         <w:szCs w:val="20"/>
-        <w:color w:val="666666"/>
       </w:rPr>
       <w:instrText xml:space="preserve"> PAGE </w:instrText>
     </w:r>
     <w:r>
       <w:rPr>
+        <w:color w:val="666666"/>
         <w:sz w:val="20"/>
         <w:szCs w:val="20"/>
-        <w:color w:val="666666"/>
       </w:rPr>
       <w:fldChar w:fldCharType="separate"/>
     </w:r>
     <w:r>
       <w:rPr>
+        <w:color w:val="666666"/>
         <w:sz w:val="20"/>
         <w:szCs w:val="20"/>
-        <w:color w:val="666666"/>
       </w:rPr>
       <w:t>3</w:t>
     </w:r>
     <w:r>
       <w:rPr>
+        <w:color w:val="666666"/>
         <w:sz w:val="20"/>
         <w:szCs w:val="20"/>
-        <w:color w:val="666666"/>
       </w:rPr>
       <w:fldChar w:fldCharType="end"/>
     </w:r>
@@ -20440,33 +20449,33 @@
     </w:r>
     <w:r>
       <w:rPr>
+        <w:color w:val="666666"/>
         <w:sz w:val="20"/>
         <w:szCs w:val="20"/>
-        <w:color w:val="666666"/>
       </w:rPr>
       <w:instrText xml:space="preserve"> PAGE </w:instrText>
     </w:r>
     <w:r>
       <w:rPr>
+        <w:color w:val="666666"/>
         <w:sz w:val="20"/>
         <w:szCs w:val="20"/>
-        <w:color w:val="666666"/>
       </w:rPr>
       <w:fldChar w:fldCharType="separate"/>
     </w:r>
     <w:r>
       <w:rPr>
+        <w:color w:val="666666"/>
         <w:sz w:val="20"/>
         <w:szCs w:val="20"/>
-        <w:color w:val="666666"/>
       </w:rPr>
       <w:t>3</w:t>
     </w:r>
     <w:r>
       <w:rPr>
+        <w:color w:val="666666"/>
         <w:sz w:val="20"/>
         <w:szCs w:val="20"/>
-        <w:color w:val="666666"/>
       </w:rPr>
       <w:fldChar w:fldCharType="end"/>
     </w:r>
@@ -20517,7 +20526,7 @@
         <w:szCs w:val="24"/>
       </w:rPr>
       <w:drawing>
-        <wp:anchor behindDoc="1" distT="114300" distB="114300" distL="114300" distR="114300" simplePos="0" locked="0" layoutInCell="0" allowOverlap="1" relativeHeight="3">
+        <wp:anchor distT="114300" distB="114300" distL="114300" distR="114300" simplePos="0" relativeHeight="3" behindDoc="1" locked="0" layoutInCell="0" allowOverlap="1">
           <wp:simplePos x="0" y="0"/>
           <wp:positionH relativeFrom="column">
             <wp:posOffset>2399030</wp:posOffset>
@@ -20528,7 +20537,7 @@
           <wp:extent cx="929005" cy="1313815"/>
           <wp:effectExtent l="0" t="0" r="0" b="0"/>
           <wp:wrapTopAndBottom/>
-          <wp:docPr id="1" name="Figura3" descr=""/>
+          <wp:docPr id="1" name="Figura3"/>
           <wp:cNvGraphicFramePr>
             <a:graphicFrameLocks xmlns:a="http://schemas.openxmlformats.org/drawingml/2006/main" noChangeAspect="1"/>
           </wp:cNvGraphicFramePr>
@@ -20536,7 +20545,7 @@
             <a:graphicData uri="http://schemas.openxmlformats.org/drawingml/2006/picture">
               <pic:pic xmlns:pic="http://schemas.openxmlformats.org/drawingml/2006/picture">
                 <pic:nvPicPr>
-                  <pic:cNvPr id="1" name="Figura3" descr=""/>
+                  <pic:cNvPr id="1" name="Figura3"/>
                   <pic:cNvPicPr>
                     <a:picLocks noChangeAspect="1" noChangeArrowheads="1"/>
                   </pic:cNvPicPr>
@@ -20723,7 +20732,7 @@
         <w:szCs w:val="24"/>
       </w:rPr>
       <w:drawing>
-        <wp:anchor behindDoc="1" distT="114300" distB="114300" distL="114300" distR="114300" simplePos="0" locked="0" layoutInCell="0" allowOverlap="1" relativeHeight="2">
+        <wp:anchor distT="114300" distB="114300" distL="114300" distR="114300" simplePos="0" relativeHeight="2" behindDoc="1" locked="0" layoutInCell="0" allowOverlap="1">
           <wp:simplePos x="0" y="0"/>
           <wp:positionH relativeFrom="column">
             <wp:posOffset>2399030</wp:posOffset>
@@ -20734,7 +20743,7 @@
           <wp:extent cx="929005" cy="1313815"/>
           <wp:effectExtent l="0" t="0" r="0" b="0"/>
           <wp:wrapTopAndBottom/>
-          <wp:docPr id="2" name="Image2" descr=""/>
+          <wp:docPr id="2" name="Image2"/>
           <wp:cNvGraphicFramePr>
             <a:graphicFrameLocks xmlns:a="http://schemas.openxmlformats.org/drawingml/2006/main" noChangeAspect="1"/>
           </wp:cNvGraphicFramePr>
@@ -20742,7 +20751,7 @@
             <a:graphicData uri="http://schemas.openxmlformats.org/drawingml/2006/picture">
               <pic:pic xmlns:pic="http://schemas.openxmlformats.org/drawingml/2006/picture">
                 <pic:nvPicPr>
-                  <pic:cNvPr id="2" name="Image2" descr=""/>
+                  <pic:cNvPr id="2" name="Image2"/>
                   <pic:cNvPicPr>
                     <a:picLocks noChangeAspect="1" noChangeArrowheads="1"/>
                   </pic:cNvPicPr>

--- a/tests_output/PROVA_PAP-A.docx
+++ b/tests_output/PROVA_PAP-A.docx
@@ -73,31 +73,7 @@
           <w:sz w:val="24"/>
           <w:szCs w:val="24"/>
         </w:rPr>
-        <w:t xml:space="preserve">CURSO DE FORMAÇÃO TÉCNICO-PROFISSIONAL - PAPILOSCOPISTA POLICIAL: 0</w:t>
-      </w:r>
-      <w:r>
-        <w:rPr>
-          <w:b/>
-          <w:sz w:val="24"/>
-          <w:szCs w:val="24"/>
-        </w:rPr>
-        <w:t>11</w:t>
-      </w:r>
-      <w:r>
-        <w:rPr>
-          <w:b/>
-          <w:sz w:val="24"/>
-          <w:szCs w:val="24"/>
-        </w:rPr>
-        <w:t>/202</w:t>
-      </w:r>
-      <w:r>
-        <w:rPr>
-          <w:b/>
-          <w:sz w:val="24"/>
-          <w:szCs w:val="24"/>
-        </w:rPr>
-        <w:t>6</w:t>
+        <w:t xml:space="preserve">CURSO DE FORMAÇÃO TÉCNICO-PROFISSIONAL - PAPILOSCOPISTA POLICIAL: 011/2026</w:t>
       </w:r>
     </w:p>
     <w:p>
@@ -1257,25 +1233,25 @@
       </w:tblPr>
       <w:tblGrid>
         <w:gridCol w:w="555"/>
-        <w:gridCol w:w="554"/>
-        <w:gridCol w:w="556"/>
+        <w:gridCol w:w="553"/>
+        <w:gridCol w:w="557"/>
         <w:gridCol w:w="555"/>
-        <w:gridCol w:w="554"/>
-        <w:gridCol w:w="558"/>
         <w:gridCol w:w="553"/>
-        <w:gridCol w:w="554"/>
+        <w:gridCol w:w="559"/>
+        <w:gridCol w:w="553"/>
+        <w:gridCol w:w="553"/>
         <w:gridCol w:w="561"/>
         <w:gridCol w:w="553"/>
         <w:gridCol w:w="561"/>
-        <w:gridCol w:w="557"/>
+        <w:gridCol w:w="558"/>
+        <w:gridCol w:w="553"/>
+        <w:gridCol w:w="560"/>
         <w:gridCol w:w="554"/>
-        <w:gridCol w:w="559"/>
+        <w:gridCol w:w="555"/>
+        <w:gridCol w:w="561"/>
         <w:gridCol w:w="555"/>
         <w:gridCol w:w="554"/>
-        <w:gridCol w:w="561"/>
-        <w:gridCol w:w="556"/>
-        <w:gridCol w:w="554"/>
-        <w:gridCol w:w="611"/>
+        <w:gridCol w:w="612"/>
       </w:tblGrid>
       <w:tr>
         <w:trPr>
@@ -1351,7 +1327,7 @@
         </w:tc>
         <w:tc>
           <w:tcPr>
-            <w:tcW w:w="554" w:type="dxa"/>
+            <w:tcW w:w="553" w:type="dxa"/>
             <w:tcBorders>
               <w:top w:val="single" w:sz="8" w:space="0" w:color="000000"/>
               <w:left w:val="single" w:sz="8" w:space="0" w:color="000000"/>
@@ -1380,7 +1356,7 @@
         </w:tc>
         <w:tc>
           <w:tcPr>
-            <w:tcW w:w="556" w:type="dxa"/>
+            <w:tcW w:w="557" w:type="dxa"/>
             <w:tcBorders>
               <w:top w:val="single" w:sz="8" w:space="0" w:color="000000"/>
               <w:left w:val="single" w:sz="8" w:space="0" w:color="000000"/>
@@ -1438,7 +1414,7 @@
         </w:tc>
         <w:tc>
           <w:tcPr>
-            <w:tcW w:w="554" w:type="dxa"/>
+            <w:tcW w:w="553" w:type="dxa"/>
             <w:tcBorders>
               <w:top w:val="single" w:sz="8" w:space="0" w:color="000000"/>
               <w:left w:val="single" w:sz="8" w:space="0" w:color="000000"/>
@@ -1467,7 +1443,7 @@
         </w:tc>
         <w:tc>
           <w:tcPr>
-            <w:tcW w:w="558" w:type="dxa"/>
+            <w:tcW w:w="559" w:type="dxa"/>
             <w:tcBorders>
               <w:top w:val="single" w:sz="8" w:space="0" w:color="000000"/>
               <w:left w:val="single" w:sz="8" w:space="0" w:color="000000"/>
@@ -1525,7 +1501,7 @@
         </w:tc>
         <w:tc>
           <w:tcPr>
-            <w:tcW w:w="554" w:type="dxa"/>
+            <w:tcW w:w="553" w:type="dxa"/>
             <w:tcBorders>
               <w:top w:val="single" w:sz="8" w:space="0" w:color="000000"/>
               <w:left w:val="single" w:sz="8" w:space="0" w:color="000000"/>
@@ -1641,7 +1617,7 @@
         </w:tc>
         <w:tc>
           <w:tcPr>
-            <w:tcW w:w="557" w:type="dxa"/>
+            <w:tcW w:w="558" w:type="dxa"/>
             <w:tcBorders>
               <w:top w:val="single" w:sz="8" w:space="0" w:color="000000"/>
               <w:left w:val="single" w:sz="8" w:space="0" w:color="000000"/>
@@ -1670,7 +1646,7 @@
         </w:tc>
         <w:tc>
           <w:tcPr>
-            <w:tcW w:w="554" w:type="dxa"/>
+            <w:tcW w:w="553" w:type="dxa"/>
             <w:tcBorders>
               <w:top w:val="single" w:sz="8" w:space="0" w:color="000000"/>
               <w:left w:val="single" w:sz="8" w:space="0" w:color="000000"/>
@@ -1699,7 +1675,7 @@
         </w:tc>
         <w:tc>
           <w:tcPr>
-            <w:tcW w:w="559" w:type="dxa"/>
+            <w:tcW w:w="560" w:type="dxa"/>
             <w:tcBorders>
               <w:top w:val="single" w:sz="8" w:space="0" w:color="000000"/>
               <w:left w:val="single" w:sz="8" w:space="0" w:color="000000"/>
@@ -1728,7 +1704,7 @@
         </w:tc>
         <w:tc>
           <w:tcPr>
-            <w:tcW w:w="555" w:type="dxa"/>
+            <w:tcW w:w="554" w:type="dxa"/>
             <w:tcBorders>
               <w:top w:val="single" w:sz="8" w:space="0" w:color="000000"/>
               <w:left w:val="single" w:sz="8" w:space="0" w:color="000000"/>
@@ -1757,7 +1733,7 @@
         </w:tc>
         <w:tc>
           <w:tcPr>
-            <w:tcW w:w="554" w:type="dxa"/>
+            <w:tcW w:w="555" w:type="dxa"/>
             <w:tcBorders>
               <w:top w:val="single" w:sz="8" w:space="0" w:color="000000"/>
               <w:left w:val="single" w:sz="8" w:space="0" w:color="000000"/>
@@ -1815,7 +1791,7 @@
         </w:tc>
         <w:tc>
           <w:tcPr>
-            <w:tcW w:w="556" w:type="dxa"/>
+            <w:tcW w:w="555" w:type="dxa"/>
             <w:tcBorders>
               <w:top w:val="single" w:sz="8" w:space="0" w:color="000000"/>
               <w:left w:val="single" w:sz="8" w:space="0" w:color="000000"/>
@@ -1873,7 +1849,7 @@
         </w:tc>
         <w:tc>
           <w:tcPr>
-            <w:tcW w:w="611" w:type="dxa"/>
+            <w:tcW w:w="612" w:type="dxa"/>
             <w:tcBorders>
               <w:top w:val="single" w:sz="8" w:space="0" w:color="000000"/>
               <w:left w:val="single" w:sz="8" w:space="0" w:color="000000"/>
@@ -1936,7 +1912,7 @@
         </w:tc>
         <w:tc>
           <w:tcPr>
-            <w:tcW w:w="554" w:type="dxa"/>
+            <w:tcW w:w="553" w:type="dxa"/>
             <w:tcBorders>
               <w:top w:val="single" w:sz="8" w:space="0" w:color="000000"/>
               <w:left w:val="single" w:sz="8" w:space="0" w:color="000000"/>
@@ -1965,7 +1941,7 @@
         </w:tc>
         <w:tc>
           <w:tcPr>
-            <w:tcW w:w="556" w:type="dxa"/>
+            <w:tcW w:w="557" w:type="dxa"/>
             <w:tcBorders>
               <w:top w:val="single" w:sz="8" w:space="0" w:color="000000"/>
               <w:left w:val="single" w:sz="8" w:space="0" w:color="000000"/>
@@ -2023,7 +1999,7 @@
         </w:tc>
         <w:tc>
           <w:tcPr>
-            <w:tcW w:w="554" w:type="dxa"/>
+            <w:tcW w:w="553" w:type="dxa"/>
             <w:tcBorders>
               <w:top w:val="single" w:sz="8" w:space="0" w:color="000000"/>
               <w:left w:val="single" w:sz="8" w:space="0" w:color="000000"/>
@@ -2052,7 +2028,7 @@
         </w:tc>
         <w:tc>
           <w:tcPr>
-            <w:tcW w:w="558" w:type="dxa"/>
+            <w:tcW w:w="559" w:type="dxa"/>
             <w:tcBorders>
               <w:top w:val="single" w:sz="8" w:space="0" w:color="000000"/>
               <w:left w:val="single" w:sz="8" w:space="0" w:color="000000"/>
@@ -2110,7 +2086,7 @@
         </w:tc>
         <w:tc>
           <w:tcPr>
-            <w:tcW w:w="554" w:type="dxa"/>
+            <w:tcW w:w="553" w:type="dxa"/>
             <w:tcBorders>
               <w:top w:val="single" w:sz="8" w:space="0" w:color="000000"/>
               <w:left w:val="single" w:sz="8" w:space="0" w:color="000000"/>
@@ -2226,7 +2202,7 @@
         </w:tc>
         <w:tc>
           <w:tcPr>
-            <w:tcW w:w="557" w:type="dxa"/>
+            <w:tcW w:w="558" w:type="dxa"/>
             <w:tcBorders>
               <w:top w:val="single" w:sz="8" w:space="0" w:color="000000"/>
               <w:left w:val="single" w:sz="8" w:space="0" w:color="000000"/>
@@ -2255,7 +2231,7 @@
         </w:tc>
         <w:tc>
           <w:tcPr>
-            <w:tcW w:w="554" w:type="dxa"/>
+            <w:tcW w:w="553" w:type="dxa"/>
             <w:tcBorders>
               <w:top w:val="single" w:sz="8" w:space="0" w:color="000000"/>
               <w:left w:val="single" w:sz="8" w:space="0" w:color="000000"/>
@@ -2284,7 +2260,7 @@
         </w:tc>
         <w:tc>
           <w:tcPr>
-            <w:tcW w:w="559" w:type="dxa"/>
+            <w:tcW w:w="560" w:type="dxa"/>
             <w:tcBorders>
               <w:top w:val="single" w:sz="8" w:space="0" w:color="000000"/>
               <w:left w:val="single" w:sz="8" w:space="0" w:color="000000"/>
@@ -2313,7 +2289,7 @@
         </w:tc>
         <w:tc>
           <w:tcPr>
-            <w:tcW w:w="555" w:type="dxa"/>
+            <w:tcW w:w="554" w:type="dxa"/>
             <w:tcBorders>
               <w:top w:val="single" w:sz="8" w:space="0" w:color="000000"/>
               <w:left w:val="single" w:sz="8" w:space="0" w:color="000000"/>
@@ -2342,7 +2318,7 @@
         </w:tc>
         <w:tc>
           <w:tcPr>
-            <w:tcW w:w="554" w:type="dxa"/>
+            <w:tcW w:w="555" w:type="dxa"/>
             <w:tcBorders>
               <w:top w:val="single" w:sz="8" w:space="0" w:color="000000"/>
               <w:left w:val="single" w:sz="8" w:space="0" w:color="000000"/>
@@ -2400,7 +2376,7 @@
         </w:tc>
         <w:tc>
           <w:tcPr>
-            <w:tcW w:w="556" w:type="dxa"/>
+            <w:tcW w:w="555" w:type="dxa"/>
             <w:tcBorders>
               <w:top w:val="single" w:sz="8" w:space="0" w:color="000000"/>
               <w:left w:val="single" w:sz="8" w:space="0" w:color="000000"/>
@@ -2458,7 +2434,7 @@
         </w:tc>
         <w:tc>
           <w:tcPr>
-            <w:tcW w:w="611" w:type="dxa"/>
+            <w:tcW w:w="612" w:type="dxa"/>
             <w:tcBorders>
               <w:top w:val="single" w:sz="8" w:space="0" w:color="000000"/>
               <w:left w:val="single" w:sz="8" w:space="0" w:color="000000"/>
@@ -2521,7 +2497,7 @@
         </w:tc>
         <w:tc>
           <w:tcPr>
-            <w:tcW w:w="554" w:type="dxa"/>
+            <w:tcW w:w="553" w:type="dxa"/>
             <w:tcBorders>
               <w:top w:val="single" w:sz="8" w:space="0" w:color="000000"/>
               <w:left w:val="single" w:sz="8" w:space="0" w:color="000000"/>
@@ -2550,7 +2526,7 @@
         </w:tc>
         <w:tc>
           <w:tcPr>
-            <w:tcW w:w="556" w:type="dxa"/>
+            <w:tcW w:w="557" w:type="dxa"/>
             <w:tcBorders>
               <w:top w:val="single" w:sz="8" w:space="0" w:color="000000"/>
               <w:left w:val="single" w:sz="8" w:space="0" w:color="000000"/>
@@ -2608,7 +2584,7 @@
         </w:tc>
         <w:tc>
           <w:tcPr>
-            <w:tcW w:w="554" w:type="dxa"/>
+            <w:tcW w:w="553" w:type="dxa"/>
             <w:tcBorders>
               <w:top w:val="single" w:sz="8" w:space="0" w:color="000000"/>
               <w:left w:val="single" w:sz="8" w:space="0" w:color="000000"/>
@@ -2637,7 +2613,7 @@
         </w:tc>
         <w:tc>
           <w:tcPr>
-            <w:tcW w:w="558" w:type="dxa"/>
+            <w:tcW w:w="559" w:type="dxa"/>
             <w:tcBorders>
               <w:top w:val="single" w:sz="8" w:space="0" w:color="000000"/>
               <w:left w:val="single" w:sz="8" w:space="0" w:color="000000"/>
@@ -2695,7 +2671,7 @@
         </w:tc>
         <w:tc>
           <w:tcPr>
-            <w:tcW w:w="554" w:type="dxa"/>
+            <w:tcW w:w="553" w:type="dxa"/>
             <w:tcBorders>
               <w:top w:val="single" w:sz="8" w:space="0" w:color="000000"/>
               <w:left w:val="single" w:sz="8" w:space="0" w:color="000000"/>
@@ -2811,7 +2787,7 @@
         </w:tc>
         <w:tc>
           <w:tcPr>
-            <w:tcW w:w="557" w:type="dxa"/>
+            <w:tcW w:w="558" w:type="dxa"/>
             <w:tcBorders>
               <w:top w:val="single" w:sz="8" w:space="0" w:color="000000"/>
               <w:left w:val="single" w:sz="8" w:space="0" w:color="000000"/>
@@ -2840,7 +2816,7 @@
         </w:tc>
         <w:tc>
           <w:tcPr>
-            <w:tcW w:w="554" w:type="dxa"/>
+            <w:tcW w:w="553" w:type="dxa"/>
             <w:tcBorders>
               <w:top w:val="single" w:sz="8" w:space="0" w:color="000000"/>
               <w:left w:val="single" w:sz="8" w:space="0" w:color="000000"/>
@@ -2869,7 +2845,7 @@
         </w:tc>
         <w:tc>
           <w:tcPr>
-            <w:tcW w:w="559" w:type="dxa"/>
+            <w:tcW w:w="560" w:type="dxa"/>
             <w:tcBorders>
               <w:top w:val="single" w:sz="8" w:space="0" w:color="000000"/>
               <w:left w:val="single" w:sz="8" w:space="0" w:color="000000"/>
@@ -2898,7 +2874,7 @@
         </w:tc>
         <w:tc>
           <w:tcPr>
-            <w:tcW w:w="555" w:type="dxa"/>
+            <w:tcW w:w="554" w:type="dxa"/>
             <w:tcBorders>
               <w:top w:val="single" w:sz="8" w:space="0" w:color="000000"/>
               <w:left w:val="single" w:sz="8" w:space="0" w:color="000000"/>
@@ -2927,7 +2903,7 @@
         </w:tc>
         <w:tc>
           <w:tcPr>
-            <w:tcW w:w="554" w:type="dxa"/>
+            <w:tcW w:w="555" w:type="dxa"/>
             <w:tcBorders>
               <w:top w:val="single" w:sz="8" w:space="0" w:color="000000"/>
               <w:left w:val="single" w:sz="8" w:space="0" w:color="000000"/>
@@ -2985,7 +2961,7 @@
         </w:tc>
         <w:tc>
           <w:tcPr>
-            <w:tcW w:w="556" w:type="dxa"/>
+            <w:tcW w:w="555" w:type="dxa"/>
             <w:tcBorders>
               <w:top w:val="single" w:sz="8" w:space="0" w:color="000000"/>
               <w:left w:val="single" w:sz="8" w:space="0" w:color="000000"/>
@@ -3043,7 +3019,7 @@
         </w:tc>
         <w:tc>
           <w:tcPr>
-            <w:tcW w:w="611" w:type="dxa"/>
+            <w:tcW w:w="612" w:type="dxa"/>
             <w:tcBorders>
               <w:top w:val="single" w:sz="8" w:space="0" w:color="000000"/>
               <w:left w:val="single" w:sz="8" w:space="0" w:color="000000"/>
@@ -3106,7 +3082,7 @@
         </w:tc>
         <w:tc>
           <w:tcPr>
-            <w:tcW w:w="554" w:type="dxa"/>
+            <w:tcW w:w="553" w:type="dxa"/>
             <w:tcBorders>
               <w:top w:val="single" w:sz="8" w:space="0" w:color="000000"/>
               <w:left w:val="single" w:sz="8" w:space="0" w:color="000000"/>
@@ -3135,7 +3111,7 @@
         </w:tc>
         <w:tc>
           <w:tcPr>
-            <w:tcW w:w="556" w:type="dxa"/>
+            <w:tcW w:w="557" w:type="dxa"/>
             <w:tcBorders>
               <w:top w:val="single" w:sz="8" w:space="0" w:color="000000"/>
               <w:left w:val="single" w:sz="8" w:space="0" w:color="000000"/>
@@ -3193,7 +3169,7 @@
         </w:tc>
         <w:tc>
           <w:tcPr>
-            <w:tcW w:w="554" w:type="dxa"/>
+            <w:tcW w:w="553" w:type="dxa"/>
             <w:tcBorders>
               <w:top w:val="single" w:sz="8" w:space="0" w:color="000000"/>
               <w:left w:val="single" w:sz="8" w:space="0" w:color="000000"/>
@@ -3222,7 +3198,7 @@
         </w:tc>
         <w:tc>
           <w:tcPr>
-            <w:tcW w:w="558" w:type="dxa"/>
+            <w:tcW w:w="559" w:type="dxa"/>
             <w:tcBorders>
               <w:top w:val="single" w:sz="8" w:space="0" w:color="000000"/>
               <w:left w:val="single" w:sz="8" w:space="0" w:color="000000"/>
@@ -3280,7 +3256,7 @@
         </w:tc>
         <w:tc>
           <w:tcPr>
-            <w:tcW w:w="554" w:type="dxa"/>
+            <w:tcW w:w="553" w:type="dxa"/>
             <w:tcBorders>
               <w:top w:val="single" w:sz="8" w:space="0" w:color="000000"/>
               <w:left w:val="single" w:sz="8" w:space="0" w:color="000000"/>
@@ -3396,7 +3372,7 @@
         </w:tc>
         <w:tc>
           <w:tcPr>
-            <w:tcW w:w="557" w:type="dxa"/>
+            <w:tcW w:w="558" w:type="dxa"/>
             <w:tcBorders>
               <w:top w:val="single" w:sz="8" w:space="0" w:color="000000"/>
               <w:left w:val="single" w:sz="8" w:space="0" w:color="000000"/>
@@ -3425,7 +3401,7 @@
         </w:tc>
         <w:tc>
           <w:tcPr>
-            <w:tcW w:w="554" w:type="dxa"/>
+            <w:tcW w:w="553" w:type="dxa"/>
             <w:tcBorders>
               <w:top w:val="single" w:sz="8" w:space="0" w:color="000000"/>
               <w:left w:val="single" w:sz="8" w:space="0" w:color="000000"/>
@@ -3454,7 +3430,7 @@
         </w:tc>
         <w:tc>
           <w:tcPr>
-            <w:tcW w:w="559" w:type="dxa"/>
+            <w:tcW w:w="560" w:type="dxa"/>
             <w:tcBorders>
               <w:top w:val="single" w:sz="8" w:space="0" w:color="000000"/>
               <w:left w:val="single" w:sz="8" w:space="0" w:color="000000"/>
@@ -3483,7 +3459,7 @@
         </w:tc>
         <w:tc>
           <w:tcPr>
-            <w:tcW w:w="555" w:type="dxa"/>
+            <w:tcW w:w="554" w:type="dxa"/>
             <w:tcBorders>
               <w:top w:val="single" w:sz="8" w:space="0" w:color="000000"/>
               <w:left w:val="single" w:sz="8" w:space="0" w:color="000000"/>
@@ -3512,7 +3488,7 @@
         </w:tc>
         <w:tc>
           <w:tcPr>
-            <w:tcW w:w="554" w:type="dxa"/>
+            <w:tcW w:w="555" w:type="dxa"/>
             <w:tcBorders>
               <w:top w:val="single" w:sz="8" w:space="0" w:color="000000"/>
               <w:left w:val="single" w:sz="8" w:space="0" w:color="000000"/>
@@ -3570,7 +3546,7 @@
         </w:tc>
         <w:tc>
           <w:tcPr>
-            <w:tcW w:w="556" w:type="dxa"/>
+            <w:tcW w:w="555" w:type="dxa"/>
             <w:tcBorders>
               <w:top w:val="single" w:sz="8" w:space="0" w:color="000000"/>
               <w:left w:val="single" w:sz="8" w:space="0" w:color="000000"/>
@@ -3628,7 +3604,7 @@
         </w:tc>
         <w:tc>
           <w:tcPr>
-            <w:tcW w:w="611" w:type="dxa"/>
+            <w:tcW w:w="612" w:type="dxa"/>
             <w:tcBorders>
               <w:top w:val="single" w:sz="8" w:space="0" w:color="000000"/>
               <w:left w:val="single" w:sz="8" w:space="0" w:color="000000"/>
@@ -3691,7 +3667,7 @@
         </w:tc>
         <w:tc>
           <w:tcPr>
-            <w:tcW w:w="554" w:type="dxa"/>
+            <w:tcW w:w="553" w:type="dxa"/>
             <w:tcBorders>
               <w:top w:val="single" w:sz="8" w:space="0" w:color="000000"/>
               <w:left w:val="single" w:sz="8" w:space="0" w:color="000000"/>
@@ -3720,7 +3696,7 @@
         </w:tc>
         <w:tc>
           <w:tcPr>
-            <w:tcW w:w="556" w:type="dxa"/>
+            <w:tcW w:w="557" w:type="dxa"/>
             <w:tcBorders>
               <w:top w:val="single" w:sz="8" w:space="0" w:color="000000"/>
               <w:left w:val="single" w:sz="8" w:space="0" w:color="000000"/>
@@ -3778,7 +3754,7 @@
         </w:tc>
         <w:tc>
           <w:tcPr>
-            <w:tcW w:w="554" w:type="dxa"/>
+            <w:tcW w:w="553" w:type="dxa"/>
             <w:tcBorders>
               <w:top w:val="single" w:sz="8" w:space="0" w:color="000000"/>
               <w:left w:val="single" w:sz="8" w:space="0" w:color="000000"/>
@@ -3807,7 +3783,7 @@
         </w:tc>
         <w:tc>
           <w:tcPr>
-            <w:tcW w:w="558" w:type="dxa"/>
+            <w:tcW w:w="559" w:type="dxa"/>
             <w:tcBorders>
               <w:top w:val="single" w:sz="8" w:space="0" w:color="000000"/>
               <w:left w:val="single" w:sz="8" w:space="0" w:color="000000"/>
@@ -3865,7 +3841,7 @@
         </w:tc>
         <w:tc>
           <w:tcPr>
-            <w:tcW w:w="554" w:type="dxa"/>
+            <w:tcW w:w="553" w:type="dxa"/>
             <w:tcBorders>
               <w:top w:val="single" w:sz="8" w:space="0" w:color="000000"/>
               <w:left w:val="single" w:sz="8" w:space="0" w:color="000000"/>
@@ -3981,7 +3957,7 @@
         </w:tc>
         <w:tc>
           <w:tcPr>
-            <w:tcW w:w="557" w:type="dxa"/>
+            <w:tcW w:w="558" w:type="dxa"/>
             <w:tcBorders>
               <w:top w:val="single" w:sz="8" w:space="0" w:color="000000"/>
               <w:left w:val="single" w:sz="8" w:space="0" w:color="000000"/>
@@ -4010,7 +3986,7 @@
         </w:tc>
         <w:tc>
           <w:tcPr>
-            <w:tcW w:w="554" w:type="dxa"/>
+            <w:tcW w:w="553" w:type="dxa"/>
             <w:tcBorders>
               <w:top w:val="single" w:sz="8" w:space="0" w:color="000000"/>
               <w:left w:val="single" w:sz="8" w:space="0" w:color="000000"/>
@@ -4039,7 +4015,7 @@
         </w:tc>
         <w:tc>
           <w:tcPr>
-            <w:tcW w:w="559" w:type="dxa"/>
+            <w:tcW w:w="560" w:type="dxa"/>
             <w:tcBorders>
               <w:top w:val="single" w:sz="8" w:space="0" w:color="000000"/>
               <w:left w:val="single" w:sz="8" w:space="0" w:color="000000"/>
@@ -4068,7 +4044,7 @@
         </w:tc>
         <w:tc>
           <w:tcPr>
-            <w:tcW w:w="555" w:type="dxa"/>
+            <w:tcW w:w="554" w:type="dxa"/>
             <w:tcBorders>
               <w:top w:val="single" w:sz="8" w:space="0" w:color="000000"/>
               <w:left w:val="single" w:sz="8" w:space="0" w:color="000000"/>
@@ -4097,7 +4073,7 @@
         </w:tc>
         <w:tc>
           <w:tcPr>
-            <w:tcW w:w="554" w:type="dxa"/>
+            <w:tcW w:w="555" w:type="dxa"/>
             <w:tcBorders>
               <w:top w:val="single" w:sz="8" w:space="0" w:color="000000"/>
               <w:left w:val="single" w:sz="8" w:space="0" w:color="000000"/>
@@ -4155,7 +4131,7 @@
         </w:tc>
         <w:tc>
           <w:tcPr>
-            <w:tcW w:w="556" w:type="dxa"/>
+            <w:tcW w:w="555" w:type="dxa"/>
             <w:tcBorders>
               <w:top w:val="single" w:sz="8" w:space="0" w:color="000000"/>
               <w:left w:val="single" w:sz="8" w:space="0" w:color="000000"/>
@@ -4213,7 +4189,7 @@
         </w:tc>
         <w:tc>
           <w:tcPr>
-            <w:tcW w:w="611" w:type="dxa"/>
+            <w:tcW w:w="612" w:type="dxa"/>
             <w:tcBorders>
               <w:top w:val="single" w:sz="8" w:space="0" w:color="000000"/>
               <w:left w:val="single" w:sz="8" w:space="0" w:color="000000"/>
@@ -20150,7 +20126,7 @@
         <w:sz w:val="20"/>
         <w:szCs w:val="20"/>
       </w:rPr>
-      <w:t>2</w:t>
+      <w:t>3</w:t>
     </w:r>
     <w:r>
       <w:rPr>
@@ -20199,7 +20175,7 @@
         <w:color w:val="666666"/>
       </w:rPr>
       <w:drawing>
-        <wp:anchor distT="114300" distB="114300" distL="114300" distR="114300" simplePos="0" relativeHeight="5" behindDoc="1" locked="0" layoutInCell="0" allowOverlap="1">
+        <wp:anchor distT="114300" distB="114300" distL="114300" distR="114300" simplePos="0" relativeHeight="0" behindDoc="1" locked="0" layoutInCell="1" allowOverlap="1">
           <wp:simplePos x="0" y="0"/>
           <wp:positionH relativeFrom="column">
             <wp:posOffset>2353945</wp:posOffset>
@@ -20237,7 +20213,6 @@
                   <a:prstGeom prst="rect">
                     <a:avLst/>
                   </a:prstGeom>
-                  <a:noFill/>
                 </pic:spPr>
               </pic:pic>
             </a:graphicData>
@@ -20402,7 +20377,7 @@
         <w:sz w:val="20"/>
         <w:szCs w:val="20"/>
       </w:rPr>
-      <w:t>3</w:t>
+      <w:t>4</w:t>
     </w:r>
     <w:r>
       <w:rPr>
@@ -20469,7 +20444,7 @@
         <w:sz w:val="20"/>
         <w:szCs w:val="20"/>
       </w:rPr>
-      <w:t>3</w:t>
+      <w:t>4</w:t>
     </w:r>
     <w:r>
       <w:rPr>
@@ -20526,7 +20501,7 @@
         <w:szCs w:val="24"/>
       </w:rPr>
       <w:drawing>
-        <wp:anchor distT="114300" distB="114300" distL="114300" distR="114300" simplePos="0" relativeHeight="3" behindDoc="1" locked="0" layoutInCell="0" allowOverlap="1">
+        <wp:anchor distT="114300" distB="114300" distL="114300" distR="114300" simplePos="0" relativeHeight="7" behindDoc="1" locked="0" layoutInCell="0" allowOverlap="1">
           <wp:simplePos x="0" y="0"/>
           <wp:positionH relativeFrom="column">
             <wp:posOffset>2399030</wp:posOffset>
@@ -20732,7 +20707,7 @@
         <w:szCs w:val="24"/>
       </w:rPr>
       <w:drawing>
-        <wp:anchor distT="114300" distB="114300" distL="114300" distR="114300" simplePos="0" relativeHeight="2" behindDoc="1" locked="0" layoutInCell="0" allowOverlap="1">
+        <wp:anchor distT="114300" distB="114300" distL="114300" distR="114300" simplePos="0" relativeHeight="0" behindDoc="1" locked="0" layoutInCell="1" allowOverlap="1">
           <wp:simplePos x="0" y="0"/>
           <wp:positionH relativeFrom="column">
             <wp:posOffset>2399030</wp:posOffset>
@@ -20770,7 +20745,6 @@
                   <a:prstGeom prst="rect">
                     <a:avLst/>
                   </a:prstGeom>
-                  <a:noFill/>
                 </pic:spPr>
               </pic:pic>
             </a:graphicData>
